--- a/Documents/Arkanoid.docx
+++ b/Documents/Arkanoid.docx
@@ -1,6 +1,6 @@
 
 <file path=word/document.xml><?xml version="1.0" encoding="utf-8"?>
-<w:document xmlns:wpc="http://schemas.microsoft.com/office/word/2010/wordprocessingCanvas" xmlns:cx="http://schemas.microsoft.com/office/drawing/2014/chartex" xmlns:cx1="http://schemas.microsoft.com/office/drawing/2015/9/8/chartex" xmlns:cx2="http://schemas.microsoft.com/office/drawing/2015/10/21/chartex" xmlns:cx3="http://schemas.microsoft.com/office/drawing/2016/5/9/chartex" xmlns:cx4="http://schemas.microsoft.com/office/drawing/2016/5/10/chartex" xmlns:cx5="http://schemas.microsoft.com/office/drawing/2016/5/11/chartex" xmlns:cx6="http://schemas.microsoft.com/office/drawing/2016/5/12/chartex" xmlns:cx7="http://schemas.microsoft.com/office/drawing/2016/5/13/chartex" xmlns:cx8="http://schemas.microsoft.com/office/drawing/2016/5/14/chartex" xmlns:mc="http://schemas.openxmlformats.org/markup-compatibility/2006" xmlns:aink="http://schemas.microsoft.com/office/drawing/2016/ink" xmlns:am3d="http://schemas.microsoft.com/office/drawing/2017/model3d" xmlns:o="urn:schemas-microsoft-com:office:office" xmlns:oel="http://schemas.microsoft.com/office/2019/extlst" xmlns:r="http://schemas.openxmlformats.org/officeDocument/2006/relationships" xmlns:m="http://schemas.openxmlformats.org/officeDocument/2006/math" xmlns:v="urn:schemas-microsoft-com:vml" xmlns:wp14="http://schemas.microsoft.com/office/word/2010/wordprocessingDrawing" xmlns:wp="http://schemas.openxmlformats.org/drawingml/2006/wordprocessingDrawing" xmlns:w10="urn:schemas-microsoft-com:office:word" xmlns:w="http://schemas.openxmlformats.org/wordprocessingml/2006/main" xmlns:w14="http://schemas.microsoft.com/office/word/2010/wordml" xmlns:w15="http://schemas.microsoft.com/office/word/2012/wordml" xmlns:w16cex="http://schemas.microsoft.com/office/word/2018/wordml/cex" xmlns:w16cid="http://schemas.microsoft.com/office/word/2016/wordml/cid" xmlns:w16="http://schemas.microsoft.com/office/word/2018/wordml" xmlns:w16du="http://schemas.microsoft.com/office/word/2023/wordml/word16du" xmlns:w16sdtdh="http://schemas.microsoft.com/office/word/2020/wordml/sdtdatahash" xmlns:w16sdtfl="http://schemas.microsoft.com/office/word/2024/wordml/sdtformatlock" xmlns:w16se="http://schemas.microsoft.com/office/word/2015/wordml/symex" xmlns:wpg="http://schemas.microsoft.com/office/word/2010/wordprocessingGroup" xmlns:wpi="http://schemas.microsoft.com/office/word/2010/wordprocessingInk" xmlns:wne="http://schemas.microsoft.com/office/word/2006/wordml" xmlns:wps="http://schemas.microsoft.com/office/word/2010/wordprocessingShape" mc:Ignorable="w14 w15 w16se w16cid w16 w16cex w16sdtdh w16sdtfl w16du wp14">
+<w:document xmlns:wpc="http://schemas.microsoft.com/office/word/2010/wordprocessingCanvas" xmlns:cx="http://schemas.microsoft.com/office/drawing/2014/chartex" xmlns:cx1="http://schemas.microsoft.com/office/drawing/2015/9/8/chartex" xmlns:cx2="http://schemas.microsoft.com/office/drawing/2015/10/21/chartex" xmlns:cx3="http://schemas.microsoft.com/office/drawing/2016/5/9/chartex" xmlns:cx4="http://schemas.microsoft.com/office/drawing/2016/5/10/chartex" xmlns:cx5="http://schemas.microsoft.com/office/drawing/2016/5/11/chartex" xmlns:cx6="http://schemas.microsoft.com/office/drawing/2016/5/12/chartex" xmlns:cx7="http://schemas.microsoft.com/office/drawing/2016/5/13/chartex" xmlns:cx8="http://schemas.microsoft.com/office/drawing/2016/5/14/chartex" xmlns:mc="http://schemas.openxmlformats.org/markup-compatibility/2006" xmlns:aink="http://schemas.microsoft.com/office/drawing/2016/ink" xmlns:am3d="http://schemas.microsoft.com/office/drawing/2017/model3d" xmlns:o="urn:schemas-microsoft-com:office:office" xmlns:r="http://schemas.openxmlformats.org/officeDocument/2006/relationships" xmlns:m="http://schemas.openxmlformats.org/officeDocument/2006/math" xmlns:v="urn:schemas-microsoft-com:vml" xmlns:wp14="http://schemas.microsoft.com/office/word/2010/wordprocessingDrawing" xmlns:wp="http://schemas.openxmlformats.org/drawingml/2006/wordprocessingDrawing" xmlns:w10="urn:schemas-microsoft-com:office:word" xmlns:w="http://schemas.openxmlformats.org/wordprocessingml/2006/main" xmlns:w14="http://schemas.microsoft.com/office/word/2010/wordml" xmlns:w15="http://schemas.microsoft.com/office/word/2012/wordml" xmlns:w16cid="http://schemas.microsoft.com/office/word/2016/wordml/cid" xmlns:w16se="http://schemas.microsoft.com/office/word/2015/wordml/symex" xmlns:wpg="http://schemas.microsoft.com/office/word/2010/wordprocessingGroup" xmlns:wpi="http://schemas.microsoft.com/office/word/2010/wordprocessingInk" xmlns:wne="http://schemas.microsoft.com/office/word/2006/wordml" xmlns:wps="http://schemas.microsoft.com/office/word/2010/wordprocessingShape" mc:Ignorable="w14 w15 w16se w16cid wp14">
   <w:body>
     <w:p>
       <w:pPr>
@@ -10,6 +10,8 @@
           <w:lang w:val="nl-NL"/>
         </w:rPr>
       </w:pPr>
+      <w:bookmarkStart w:id="0" w:name="_GoBack"/>
+      <w:bookmarkEnd w:id="0"/>
       <w:r>
         <w:rPr>
           <w:b/>
@@ -47,23 +49,21 @@
           <w:lang w:val="nl-NL"/>
         </w:rPr>
       </w:pPr>
-      <w:proofErr w:type="spellStart"/>
       <w:r>
         <w:rPr>
           <w:b/>
           <w:sz w:val="56"/>
           <w:lang w:val="nl-NL"/>
         </w:rPr>
-        <w:t>Arkanoid</w:t>
-      </w:r>
-      <w:proofErr w:type="spellEnd"/>
+        <w:t xml:space="preserve">Arkanoid in </w:t>
+      </w:r>
       <w:r>
         <w:rPr>
           <w:b/>
           <w:sz w:val="56"/>
           <w:lang w:val="nl-NL"/>
         </w:rPr>
-        <w:t xml:space="preserve"> in </w:t>
+        <w:t>HAN-</w:t>
       </w:r>
       <w:r>
         <w:rPr>
@@ -71,18 +71,8 @@
           <w:sz w:val="56"/>
           <w:lang w:val="nl-NL"/>
         </w:rPr>
-        <w:t>HAN-</w:t>
-      </w:r>
-      <w:proofErr w:type="spellStart"/>
-      <w:r>
-        <w:rPr>
-          <w:b/>
-          <w:sz w:val="56"/>
-          <w:lang w:val="nl-NL"/>
-        </w:rPr>
         <w:t>Yaeger</w:t>
       </w:r>
-      <w:proofErr w:type="spellEnd"/>
     </w:p>
     <w:p>
       <w:pPr>
@@ -344,9 +334,9 @@
               </wp:anchor>
             </w:drawing>
           </mc:Choice>
-          <mc:Fallback>
+          <mc:Fallback xmlns:oel="http://schemas.microsoft.com/office/2019/extlst" xmlns:w16cex="http://schemas.microsoft.com/office/word/2018/wordml/cex" xmlns:w16="http://schemas.microsoft.com/office/word/2018/wordml" xmlns:w16du="http://schemas.microsoft.com/office/word/2023/wordml/word16du" xmlns:w16sdtdh="http://schemas.microsoft.com/office/word/2020/wordml/sdtdatahash" xmlns:w16sdtfl="http://schemas.microsoft.com/office/word/2024/wordml/sdtformatlock">
             <w:pict>
-              <v:group w14:anchorId="758CA66D" id="Group 9778" o:spid="_x0000_s1026" style="position:absolute;margin-left:0;margin-top:0;width:83.5pt;height:74.15pt;z-index:251658240;mso-position-horizontal-relative:page;mso-position-vertical-relative:page" coordsize="10607,9418" o:gfxdata="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">
+              <v:group w14:anchorId="758CA66D" id="Group 9778" o:spid="_x0000_s1026" style="position:absolute;margin-left:0;margin-top:0;width:83.5pt;height:74.15pt;z-index:251658240;mso-position-horizontal-relative:page;mso-position-vertical-relative:page" coordsize="10607,9418" o:gfxdata="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">
                 <v:shapetype id="_x0000_t75" coordsize="21600,21600" o:spt="75" o:preferrelative="t" path="m@4@5l@4@11@9@11@9@5xe" filled="f" stroked="f">
                   <v:stroke joinstyle="miter"/>
                   <v:formulas>
@@ -366,10 +356,10 @@
                   <v:path o:extrusionok="f" gradientshapeok="t" o:connecttype="rect"/>
                   <o:lock v:ext="edit" aspectratio="t"/>
                 </v:shapetype>
-                <v:shape id="Picture 7" o:spid="_x0000_s1027" type="#_x0000_t75" style="position:absolute;width:10607;height:9418;visibility:visible;mso-wrap-style:square" o:gfxdata="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">
+                <v:shape id="Picture 7" o:spid="_x0000_s1027" type="#_x0000_t75" style="position:absolute;width:10607;height:9418;visibility:visible;mso-wrap-style:square" o:gfxdata="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">
                   <v:imagedata r:id="rId9" o:title=""/>
                 </v:shape>
-                <v:shape id="Shape 8" o:spid="_x0000_s1028" style="position:absolute;width:9622;height:8505;visibility:visible;mso-wrap-style:square;v-text-anchor:top" coordsize="962279,850534" o:gfxdata="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" path="m,l962279,,6845,850534,,842845,,xe" fillcolor="#001a37" stroked="f" strokeweight="0">
+                <v:shape id="Shape 8" o:spid="_x0000_s1028" style="position:absolute;width:9622;height:8505;visibility:visible;mso-wrap-style:square;v-text-anchor:top" coordsize="962279,850534" o:gfxdata="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" path="m,l962279,,6845,850534,,842845,,xe" fillcolor="#001a37" stroked="f" strokeweight="0">
                   <v:stroke miterlimit="83231f" joinstyle="miter"/>
                   <v:path arrowok="t" textboxrect="0,0,962279,850534"/>
                 </v:shape>
@@ -495,13 +485,13 @@
               </wp:anchor>
             </w:drawing>
           </mc:Choice>
-          <mc:Fallback>
+          <mc:Fallback xmlns:oel="http://schemas.microsoft.com/office/2019/extlst" xmlns:w16cex="http://schemas.microsoft.com/office/word/2018/wordml/cex" xmlns:w16="http://schemas.microsoft.com/office/word/2018/wordml" xmlns:w16du="http://schemas.microsoft.com/office/word/2023/wordml/word16du" xmlns:w16sdtdh="http://schemas.microsoft.com/office/word/2020/wordml/sdtdatahash" xmlns:w16sdtfl="http://schemas.microsoft.com/office/word/2024/wordml/sdtformatlock">
             <w:pict>
-              <v:group w14:anchorId="380A69AC" id="Group 9779" o:spid="_x0000_s1026" style="position:absolute;margin-left:528.25pt;margin-top:719.3pt;width:83.75pt;height:72.7pt;z-index:251659264;mso-position-horizontal-relative:page;mso-position-vertical-relative:page" coordsize="10637,9235" o:gfxdata="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">
-                <v:shape id="Picture 10" o:spid="_x0000_s1027" type="#_x0000_t75" style="position:absolute;width:10637;height:9235;visibility:visible;mso-wrap-style:square" o:gfxdata="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">
+              <v:group w14:anchorId="380A69AC" id="Group 9779" o:spid="_x0000_s1026" style="position:absolute;margin-left:528.25pt;margin-top:719.3pt;width:83.75pt;height:72.7pt;z-index:251659264;mso-position-horizontal-relative:page;mso-position-vertical-relative:page" coordsize="10637,9235" o:gfxdata="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">
+                <v:shape id="Picture 10" o:spid="_x0000_s1027" type="#_x0000_t75" style="position:absolute;width:10637;height:9235;visibility:visible;mso-wrap-style:square" o:gfxdata="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">
                   <v:imagedata r:id="rId11" o:title=""/>
                 </v:shape>
-                <v:shape id="Shape 11" o:spid="_x0000_s1028" style="position:absolute;left:1107;top:751;width:9530;height:8484;visibility:visible;mso-wrap-style:square;v-text-anchor:top" coordsize="953035,848399" o:gfxdata="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" path="m953035,r,848399l,848399,953035,xe" fillcolor="#001a37" stroked="f" strokeweight="0">
+                <v:shape id="Shape 11" o:spid="_x0000_s1028" style="position:absolute;left:1107;top:751;width:9530;height:8484;visibility:visible;mso-wrap-style:square;v-text-anchor:top" coordsize="953035,848399" o:gfxdata="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" path="m953035,r,848399l,848399,953035,xe" fillcolor="#001a37" stroked="f" strokeweight="0">
                   <v:stroke miterlimit="83231f" joinstyle="miter"/>
                   <v:path arrowok="t" textboxrect="0,0,953035,848399"/>
                 </v:shape>
@@ -976,6 +966,7 @@
           <w:docPartGallery w:val="Table of Contents"/>
         </w:docPartObj>
       </w:sdtPr>
+      <w:sdtEndPr/>
       <w:sdtContent>
         <w:p>
           <w:pPr>
@@ -2813,7 +2804,7 @@
           <w:lang w:val="nl-NL"/>
         </w:rPr>
       </w:pPr>
-      <w:bookmarkStart w:id="0" w:name="_Toc229320802"/>
+      <w:bookmarkStart w:id="1" w:name="_Toc229320802"/>
       <w:r>
         <w:rPr>
           <w:lang w:val="nl-NL"/>
@@ -2821,7 +2812,7 @@
         <w:lastRenderedPageBreak/>
         <w:t>Inleiding</w:t>
       </w:r>
-      <w:bookmarkEnd w:id="0"/>
+      <w:bookmarkEnd w:id="1"/>
       <w:r>
         <w:rPr>
           <w:lang w:val="nl-NL"/>
@@ -2872,14 +2863,14 @@
           <w:lang w:val="nl-NL"/>
         </w:rPr>
       </w:pPr>
-      <w:bookmarkStart w:id="1" w:name="_Toc229320803"/>
+      <w:bookmarkStart w:id="2" w:name="_Toc229320803"/>
       <w:r>
         <w:rPr>
           <w:lang w:val="nl-NL"/>
         </w:rPr>
         <w:t>Technische informatie</w:t>
       </w:r>
-      <w:bookmarkEnd w:id="1"/>
+      <w:bookmarkEnd w:id="2"/>
     </w:p>
     <w:p>
       <w:pPr>
@@ -2936,14 +2927,14 @@
           <w:lang w:val="nl-NL"/>
         </w:rPr>
       </w:pPr>
-      <w:bookmarkStart w:id="2" w:name="_Toc229320804"/>
+      <w:bookmarkStart w:id="3" w:name="_Toc229320804"/>
       <w:r>
         <w:rPr>
           <w:lang w:val="nl-NL"/>
         </w:rPr>
         <w:t>Opzet van dit document</w:t>
       </w:r>
-      <w:bookmarkEnd w:id="2"/>
+      <w:bookmarkEnd w:id="3"/>
     </w:p>
     <w:p>
       <w:pPr>
@@ -2986,21 +2977,7 @@
         <w:rPr>
           <w:lang w:val="nl-NL"/>
         </w:rPr>
-        <w:t xml:space="preserve">, plan van aanpak en functionele eisen bevat. Alles om onze versie van </w:t>
-      </w:r>
-      <w:proofErr w:type="spellStart"/>
-      <w:r>
-        <w:rPr>
-          <w:lang w:val="nl-NL"/>
-        </w:rPr>
-        <w:t>Arkanoid</w:t>
-      </w:r>
-      <w:proofErr w:type="spellEnd"/>
-      <w:r>
-        <w:rPr>
-          <w:lang w:val="nl-NL"/>
-        </w:rPr>
-        <w:t xml:space="preserve"> te maken.</w:t>
+        <w:t>, plan van aanpak en functionele eisen bevat. Alles om onze versie van Arkanoid te maken.</w:t>
       </w:r>
     </w:p>
     <w:p>
@@ -3063,7 +3040,7 @@
           <w:lang w:val="nl-NL"/>
         </w:rPr>
       </w:pPr>
-      <w:bookmarkStart w:id="3" w:name="_Toc229320805"/>
+      <w:bookmarkStart w:id="4" w:name="_Toc229320805"/>
       <w:r>
         <w:rPr>
           <w:lang w:val="nl-NL"/>
@@ -3071,7 +3048,7 @@
         <w:lastRenderedPageBreak/>
         <w:t>Spelbeschrijving</w:t>
       </w:r>
-      <w:bookmarkEnd w:id="3"/>
+      <w:bookmarkEnd w:id="4"/>
     </w:p>
     <w:p>
       <w:pPr>
@@ -3080,14 +3057,14 @@
           <w:lang w:val="nl-NL"/>
         </w:rPr>
       </w:pPr>
-      <w:bookmarkStart w:id="4" w:name="_Toc229320806"/>
+      <w:bookmarkStart w:id="5" w:name="_Toc229320806"/>
       <w:r>
         <w:rPr>
           <w:lang w:val="nl-NL"/>
         </w:rPr>
         <w:t>2.1 Inleiding</w:t>
       </w:r>
-      <w:bookmarkEnd w:id="4"/>
+      <w:bookmarkEnd w:id="5"/>
     </w:p>
     <w:p>
       <w:pPr>
@@ -3153,16 +3130,8 @@
         <w:rPr>
           <w:lang w:val="nl-NL"/>
         </w:rPr>
-        <w:t xml:space="preserve">jarig bestaan van </w:t>
-      </w:r>
-      <w:proofErr w:type="spellStart"/>
-      <w:r>
-        <w:rPr>
-          <w:lang w:val="nl-NL"/>
-        </w:rPr>
-        <w:t>Arkanoid</w:t>
-      </w:r>
-      <w:proofErr w:type="spellEnd"/>
+        <w:t>jarig bestaan van Arkanoid</w:t>
+      </w:r>
       <w:r>
         <w:rPr>
           <w:lang w:val="nl-NL"/>
@@ -3201,14 +3170,14 @@
           <w:lang w:val="nl-NL"/>
         </w:rPr>
       </w:pPr>
-      <w:bookmarkStart w:id="5" w:name="_Toc229320807"/>
+      <w:bookmarkStart w:id="6" w:name="_Toc229320807"/>
       <w:r>
         <w:rPr>
           <w:lang w:val="nl-NL"/>
         </w:rPr>
         <w:t>2.2 Doel van het spel</w:t>
       </w:r>
-      <w:bookmarkEnd w:id="5"/>
+      <w:bookmarkEnd w:id="6"/>
     </w:p>
     <w:p>
       <w:pPr>
@@ -3266,14 +3235,14 @@
           <w:lang w:val="nl-NL"/>
         </w:rPr>
       </w:pPr>
-      <w:bookmarkStart w:id="6" w:name="_Toc229320808"/>
+      <w:bookmarkStart w:id="7" w:name="_Toc229320808"/>
       <w:r>
         <w:rPr>
           <w:lang w:val="nl-NL"/>
         </w:rPr>
         <w:t>2.3 Speldesign en levels</w:t>
       </w:r>
-      <w:bookmarkEnd w:id="6"/>
+      <w:bookmarkEnd w:id="7"/>
     </w:p>
     <w:p>
       <w:pPr>
@@ -3360,7 +3329,7 @@
           <w:lang w:val="nl-NL"/>
         </w:rPr>
       </w:pPr>
-      <w:bookmarkStart w:id="7" w:name="_Toc229320809"/>
+      <w:bookmarkStart w:id="8" w:name="_Toc229320809"/>
       <w:r>
         <w:rPr>
           <w:lang w:val="nl-NL"/>
@@ -3368,7 +3337,7 @@
         <w:lastRenderedPageBreak/>
         <w:t>2.4 Objecten</w:t>
       </w:r>
-      <w:bookmarkEnd w:id="7"/>
+      <w:bookmarkEnd w:id="8"/>
     </w:p>
     <w:p>
       <w:pPr>
@@ -3658,7 +3627,7 @@
           <w:lang w:val="nl-NL"/>
         </w:rPr>
       </w:pPr>
-      <w:bookmarkStart w:id="8" w:name="_Toc229320810"/>
+      <w:bookmarkStart w:id="9" w:name="_Toc229320810"/>
       <w:r>
         <w:rPr>
           <w:lang w:val="nl-NL"/>
@@ -3666,7 +3635,7 @@
         <w:lastRenderedPageBreak/>
         <w:t>Functionele eisen</w:t>
       </w:r>
-      <w:bookmarkEnd w:id="8"/>
+      <w:bookmarkEnd w:id="9"/>
     </w:p>
     <w:p>
       <w:pPr>
@@ -5926,8 +5895,7 @@
           <w:lang w:val="nl-NL"/>
         </w:rPr>
       </w:pPr>
-      <w:bookmarkStart w:id="9" w:name="_Toc229320811"/>
-      <w:proofErr w:type="spellStart"/>
+      <w:bookmarkStart w:id="10" w:name="_Toc229320811"/>
       <w:r>
         <w:rPr>
           <w:lang w:val="nl-NL"/>
@@ -5935,34 +5903,19 @@
         <w:lastRenderedPageBreak/>
         <w:t>Wireframes</w:t>
       </w:r>
-      <w:bookmarkEnd w:id="9"/>
-      <w:proofErr w:type="spellEnd"/>
-    </w:p>
-    <w:p>
-      <w:pPr>
-        <w:rPr>
-          <w:lang w:val="nl-NL"/>
-        </w:rPr>
-      </w:pPr>
-      <w:r>
-        <w:rPr>
-          <w:lang w:val="nl-NL"/>
-        </w:rPr>
-        <w:t xml:space="preserve">Het spel kent in principe 3 schermen, het startscherm, het spelscherm en </w:t>
-      </w:r>
-      <w:proofErr w:type="gramStart"/>
-      <w:r>
-        <w:rPr>
-          <w:lang w:val="nl-NL"/>
-        </w:rPr>
-        <w:t>de eindscherm</w:t>
-      </w:r>
-      <w:proofErr w:type="gramEnd"/>
-      <w:r>
-        <w:rPr>
-          <w:lang w:val="nl-NL"/>
-        </w:rPr>
-        <w:t>.</w:t>
+      <w:bookmarkEnd w:id="10"/>
+    </w:p>
+    <w:p>
+      <w:pPr>
+        <w:rPr>
+          <w:lang w:val="nl-NL"/>
+        </w:rPr>
+      </w:pPr>
+      <w:r>
+        <w:rPr>
+          <w:lang w:val="nl-NL"/>
+        </w:rPr>
+        <w:t>Het spel kent in principe 3 schermen, het startscherm, het spelscherm en de eindscherm.</w:t>
       </w:r>
       <w:r>
         <w:rPr>
@@ -6004,14 +5957,14 @@
           <w:lang w:val="nl-NL"/>
         </w:rPr>
       </w:pPr>
-      <w:bookmarkStart w:id="10" w:name="_Toc229320812"/>
+      <w:bookmarkStart w:id="11" w:name="_Toc229320812"/>
       <w:r>
         <w:rPr>
           <w:lang w:val="nl-NL"/>
         </w:rPr>
         <w:t>4.1 Startscherm</w:t>
       </w:r>
-      <w:bookmarkEnd w:id="10"/>
+      <w:bookmarkEnd w:id="11"/>
     </w:p>
     <w:p>
       <w:pPr>
@@ -6456,7 +6409,7 @@
           <w:lang w:val="nl-NL"/>
         </w:rPr>
       </w:pPr>
-      <w:bookmarkStart w:id="11" w:name="_Toc229320813"/>
+      <w:bookmarkStart w:id="12" w:name="_Toc229320813"/>
       <w:r>
         <w:rPr>
           <w:lang w:val="nl-NL"/>
@@ -6482,7 +6435,7 @@
         </w:rPr>
         <w:t>eren</w:t>
       </w:r>
-      <w:bookmarkEnd w:id="11"/>
+      <w:bookmarkEnd w:id="12"/>
     </w:p>
     <w:p>
       <w:pPr>
@@ -6731,7 +6684,7 @@
           <w:lang w:val="nl-NL"/>
         </w:rPr>
       </w:pPr>
-      <w:bookmarkStart w:id="12" w:name="_Toc229320814"/>
+      <w:bookmarkStart w:id="13" w:name="_Toc229320814"/>
       <w:r>
         <w:rPr>
           <w:lang w:val="nl-NL"/>
@@ -6739,7 +6692,7 @@
         <w:lastRenderedPageBreak/>
         <w:t>4.3 Spelscherm</w:t>
       </w:r>
-      <w:bookmarkEnd w:id="12"/>
+      <w:bookmarkEnd w:id="13"/>
     </w:p>
     <w:p>
       <w:pPr>
@@ -7205,7 +7158,7 @@
           <w:lang w:val="nl-NL"/>
         </w:rPr>
       </w:pPr>
-      <w:bookmarkStart w:id="13" w:name="_Toc229320815"/>
+      <w:bookmarkStart w:id="14" w:name="_Toc229320815"/>
       <w:r>
         <w:rPr>
           <w:lang w:val="nl-NL"/>
@@ -7213,7 +7166,7 @@
         <w:lastRenderedPageBreak/>
         <w:t>Technisch ontwerp</w:t>
       </w:r>
-      <w:bookmarkEnd w:id="13"/>
+      <w:bookmarkEnd w:id="14"/>
     </w:p>
     <w:p>
       <w:pPr>
@@ -7222,22 +7175,14 @@
           <w:lang w:val="nl-NL"/>
         </w:rPr>
       </w:pPr>
-      <w:bookmarkStart w:id="14" w:name="_Toc229320816"/>
-      <w:r>
-        <w:rPr>
-          <w:lang w:val="nl-NL"/>
-        </w:rPr>
-        <w:t xml:space="preserve">5.1 </w:t>
-      </w:r>
-      <w:proofErr w:type="spellStart"/>
-      <w:r>
-        <w:rPr>
-          <w:lang w:val="nl-NL"/>
-        </w:rPr>
-        <w:t>Inleinding</w:t>
-      </w:r>
-      <w:bookmarkEnd w:id="14"/>
-      <w:proofErr w:type="spellEnd"/>
+      <w:bookmarkStart w:id="15" w:name="_Toc229320816"/>
+      <w:r>
+        <w:rPr>
+          <w:lang w:val="nl-NL"/>
+        </w:rPr>
+        <w:t>5.1 Inleinding</w:t>
+      </w:r>
+      <w:bookmarkEnd w:id="15"/>
     </w:p>
     <w:p>
       <w:pPr>
@@ -7260,7 +7205,7 @@
           <w:lang w:val="nl-NL"/>
         </w:rPr>
       </w:pPr>
-      <w:bookmarkStart w:id="15" w:name="_Toc229320817"/>
+      <w:bookmarkStart w:id="16" w:name="_Toc229320817"/>
       <w:r>
         <w:rPr>
           <w:lang w:val="nl-NL"/>
@@ -7273,7 +7218,7 @@
         </w:rPr>
         <w:t>erisering</w:t>
       </w:r>
-      <w:bookmarkEnd w:id="15"/>
+      <w:bookmarkEnd w:id="16"/>
     </w:p>
     <w:p>
       <w:pPr>
@@ -8063,7 +8008,7 @@
           <w:lang w:val="nl-NL"/>
         </w:rPr>
       </w:pPr>
-      <w:bookmarkStart w:id="16" w:name="_Toc229320818"/>
+      <w:bookmarkStart w:id="17" w:name="_Toc229320818"/>
       <w:r>
         <w:rPr>
           <w:lang w:val="nl-NL"/>
@@ -8071,7 +8016,7 @@
         <w:lastRenderedPageBreak/>
         <w:t>5.3 Klassenbeschrijving</w:t>
       </w:r>
-      <w:bookmarkEnd w:id="16"/>
+      <w:bookmarkEnd w:id="17"/>
     </w:p>
     <w:p>
       <w:pPr>
@@ -8148,7 +8093,6 @@
           <w:lang w:val="nl-NL"/>
         </w:rPr>
       </w:pPr>
-      <w:proofErr w:type="spellStart"/>
       <w:r>
         <w:rPr>
           <w:b/>
@@ -8156,7 +8100,6 @@
         </w:rPr>
         <w:t>MainMenu</w:t>
       </w:r>
-      <w:proofErr w:type="spellEnd"/>
     </w:p>
     <w:p>
       <w:pPr>
@@ -8172,15 +8115,7 @@
         <w:t>M</w:t>
       </w:r>
       <w:r>
-        <w:t xml:space="preserve">ainMenu is de eerste </w:t>
-      </w:r>
-      <w:proofErr w:type="gramStart"/>
-      <w:r>
-        <w:t>scene</w:t>
-      </w:r>
-      <w:proofErr w:type="gramEnd"/>
-      <w:r>
-        <w:t xml:space="preserve"> die zichtbaar wordt wanneer het spel gestart wordt. In deze scene worden de titel, highscore, knoppen en achtergrondmuziek weergegeven. Vanuit het hoofdmenu kan de speler het spel starten, een level selecteren of het spel afsluiten. Daarnaast wordt hier ook de topscore dynamisch bijgewerkt wanneer deze verbeterd wordt.</w:t>
+        <w:t>ainMenu is de eerste scene die zichtbaar wordt wanneer het spel gestart wordt. In deze scene worden de titel, highscore, knoppen en achtergrondmuziek weergegeven. Vanuit het hoofdmenu kan de speler het spel starten, een level selecteren of het spel afsluiten. Daarnaast wordt hier ook de topscore dynamisch bijgewerkt wanneer deze verbeterd wordt.</w:t>
       </w:r>
     </w:p>
     <w:p>
@@ -8199,7 +8134,6 @@
           <w:lang w:val="nl-NL"/>
         </w:rPr>
       </w:pPr>
-      <w:proofErr w:type="spellStart"/>
       <w:r>
         <w:rPr>
           <w:b/>
@@ -8207,7 +8141,6 @@
         </w:rPr>
         <w:t>LevelSelector</w:t>
       </w:r>
-      <w:proofErr w:type="spellEnd"/>
     </w:p>
     <w:p>
       <w:pPr>
@@ -8237,7 +8170,6 @@
           <w:lang w:val="nl-NL"/>
         </w:rPr>
       </w:pPr>
-      <w:proofErr w:type="spellStart"/>
       <w:r>
         <w:rPr>
           <w:b/>
@@ -8245,7 +8177,6 @@
         </w:rPr>
         <w:t>GameLevel</w:t>
       </w:r>
-      <w:proofErr w:type="spellEnd"/>
     </w:p>
     <w:p>
       <w:pPr>
@@ -8280,7 +8211,6 @@
           <w:lang w:val="nl-NL"/>
         </w:rPr>
       </w:pPr>
-      <w:proofErr w:type="spellStart"/>
       <w:r>
         <w:rPr>
           <w:b/>
@@ -8288,7 +8218,6 @@
         </w:rPr>
         <w:t>GameOverScene</w:t>
       </w:r>
-      <w:proofErr w:type="spellEnd"/>
     </w:p>
     <w:p>
       <w:pPr>
@@ -8402,7 +8331,6 @@
           <w:lang w:val="nl-NL"/>
         </w:rPr>
       </w:pPr>
-      <w:proofErr w:type="spellStart"/>
       <w:r>
         <w:rPr>
           <w:b/>
@@ -8410,7 +8338,6 @@
         </w:rPr>
         <w:t>StartButton</w:t>
       </w:r>
-      <w:proofErr w:type="spellEnd"/>
     </w:p>
     <w:p>
       <w:pPr>
@@ -8439,7 +8366,6 @@
           <w:lang w:val="nl-NL"/>
         </w:rPr>
       </w:pPr>
-      <w:proofErr w:type="spellStart"/>
       <w:r>
         <w:rPr>
           <w:b/>
@@ -8447,7 +8373,6 @@
         </w:rPr>
         <w:t>BackToMenuButton</w:t>
       </w:r>
-      <w:proofErr w:type="spellEnd"/>
     </w:p>
     <w:p>
       <w:pPr>
@@ -8476,7 +8401,6 @@
           <w:lang w:val="nl-NL"/>
         </w:rPr>
       </w:pPr>
-      <w:proofErr w:type="spellStart"/>
       <w:r>
         <w:rPr>
           <w:b/>
@@ -8484,7 +8408,6 @@
         </w:rPr>
         <w:t>SelectLevelButton</w:t>
       </w:r>
-      <w:proofErr w:type="spellEnd"/>
     </w:p>
     <w:p>
       <w:pPr>
@@ -8514,7 +8437,6 @@
           <w:lang w:val="nl-NL"/>
         </w:rPr>
       </w:pPr>
-      <w:proofErr w:type="spellStart"/>
       <w:r>
         <w:rPr>
           <w:b/>
@@ -8522,7 +8444,6 @@
         </w:rPr>
         <w:t>Paddle</w:t>
       </w:r>
-      <w:proofErr w:type="spellEnd"/>
     </w:p>
     <w:p>
       <w:pPr>
@@ -8612,7 +8533,6 @@
           <w:lang w:val="nl-NL"/>
         </w:rPr>
       </w:pPr>
-      <w:proofErr w:type="spellStart"/>
       <w:r>
         <w:rPr>
           <w:b/>
@@ -8621,7 +8541,6 @@
         <w:lastRenderedPageBreak/>
         <w:t>Brick</w:t>
       </w:r>
-      <w:proofErr w:type="spellEnd"/>
     </w:p>
     <w:p>
       <w:pPr>
@@ -8660,7 +8579,6 @@
           <w:lang w:val="nl-NL"/>
         </w:rPr>
       </w:pPr>
-      <w:proofErr w:type="spellStart"/>
       <w:r>
         <w:rPr>
           <w:b/>
@@ -8668,7 +8586,6 @@
         </w:rPr>
         <w:t>Powerup</w:t>
       </w:r>
-      <w:proofErr w:type="spellEnd"/>
     </w:p>
     <w:p>
       <w:pPr>
@@ -8698,7 +8615,6 @@
           <w:lang w:val="nl-NL"/>
         </w:rPr>
       </w:pPr>
-      <w:proofErr w:type="spellStart"/>
       <w:r>
         <w:rPr>
           <w:b/>
@@ -8713,7 +8629,6 @@
         </w:rPr>
         <w:t>Config</w:t>
       </w:r>
-      <w:proofErr w:type="spellEnd"/>
     </w:p>
     <w:p>
       <w:pPr>
@@ -8743,7 +8658,6 @@
           <w:lang w:val="nl-NL"/>
         </w:rPr>
       </w:pPr>
-      <w:proofErr w:type="spellStart"/>
       <w:r>
         <w:rPr>
           <w:b/>
@@ -8752,7 +8666,6 @@
         </w:rPr>
         <w:t>PowerupType</w:t>
       </w:r>
-      <w:proofErr w:type="spellEnd"/>
     </w:p>
     <w:p>
       <w:pPr>
@@ -8782,7 +8695,6 @@
           <w:lang w:val="nl-NL"/>
         </w:rPr>
       </w:pPr>
-      <w:proofErr w:type="spellStart"/>
       <w:r>
         <w:rPr>
           <w:b/>
@@ -8791,7 +8703,6 @@
         </w:rPr>
         <w:t>PowerupIndicator</w:t>
       </w:r>
-      <w:proofErr w:type="spellEnd"/>
     </w:p>
     <w:p>
       <w:pPr>
@@ -8820,7 +8731,6 @@
           <w:lang w:val="nl-NL"/>
         </w:rPr>
       </w:pPr>
-      <w:proofErr w:type="spellStart"/>
       <w:r>
         <w:rPr>
           <w:b/>
@@ -8828,7 +8738,6 @@
         </w:rPr>
         <w:t>GameText</w:t>
       </w:r>
-      <w:proofErr w:type="spellEnd"/>
     </w:p>
     <w:p>
       <w:pPr>
@@ -8884,19 +8793,51 @@
         <w:ind w:left="0" w:firstLine="0"/>
         <w:rPr>
           <w:b/>
-          <w:lang w:val="en-US"/>
-        </w:rPr>
-      </w:pPr>
-      <w:proofErr w:type="spellStart"/>
+          <w:lang w:val="nl-NL"/>
+        </w:rPr>
+      </w:pPr>
       <w:r>
         <w:rPr>
           <w:b/>
-          <w:lang w:val="en-US"/>
+          <w:lang w:val="nl-NL"/>
         </w:rPr>
         <w:lastRenderedPageBreak/>
         <w:t>ScoreText</w:t>
       </w:r>
+    </w:p>
+    <w:p>
+      <w:pPr>
+        <w:ind w:left="0" w:firstLine="0"/>
+        <w:rPr>
+          <w:b/>
+          <w:lang w:val="nl-NL"/>
+        </w:rPr>
+      </w:pPr>
+      <w:r>
+        <w:t xml:space="preserve">De </w:t>
+      </w:r>
+      <w:proofErr w:type="spellStart"/>
+      <w:r>
+        <w:t>ScoreText</w:t>
+      </w:r>
       <w:proofErr w:type="spellEnd"/>
+      <w:r>
+        <w:t xml:space="preserve"> </w:t>
+      </w:r>
+      <w:proofErr w:type="spellStart"/>
+      <w:r>
+        <w:t>klasse</w:t>
+      </w:r>
+      <w:proofErr w:type="spellEnd"/>
+      <w:r>
+        <w:rPr>
+          <w:lang w:val="nl-NL"/>
+        </w:rPr>
+        <w:t xml:space="preserve"> is een subklasse van GameText en</w:t>
+      </w:r>
+      <w:r>
+        <w:t xml:space="preserve"> toont de huidige score van de speler tijdens het spel. De score wordt dynamisch bijgewerkt wanneer de speler punten verdient door bijvoorbeeld blokken te vernietigen. Deze tekst wordt weergegeven in de gebruikersinterface van het spel zodat de speler altijd de actuele score kan zien.</w:t>
+      </w:r>
     </w:p>
     <w:p>
       <w:pPr>
@@ -8906,89 +8847,51 @@
           <w:lang w:val="nl-NL"/>
         </w:rPr>
       </w:pPr>
-      <w:r>
-        <w:t>De ScoreText klasse</w:t>
-      </w:r>
-      <w:r>
-        <w:rPr>
-          <w:lang w:val="nl-NL"/>
-        </w:rPr>
-        <w:t xml:space="preserve"> is een subklasse van </w:t>
+    </w:p>
+    <w:p>
+      <w:pPr>
+        <w:ind w:left="0" w:firstLine="0"/>
+        <w:rPr>
+          <w:b/>
+          <w:lang w:val="nl-NL"/>
+        </w:rPr>
+      </w:pPr>
+      <w:r>
+        <w:rPr>
+          <w:b/>
+          <w:lang w:val="nl-NL"/>
+        </w:rPr>
+        <w:t>LivesText</w:t>
+      </w:r>
+    </w:p>
+    <w:p>
+      <w:pPr>
+        <w:ind w:left="0" w:firstLine="0"/>
+        <w:rPr>
+          <w:lang w:val="nl-NL"/>
+        </w:rPr>
+      </w:pPr>
+      <w:r>
+        <w:t xml:space="preserve">De </w:t>
       </w:r>
       <w:proofErr w:type="spellStart"/>
       <w:r>
-        <w:rPr>
-          <w:lang w:val="nl-NL"/>
-        </w:rPr>
-        <w:t>GameText</w:t>
+        <w:t>LivesText</w:t>
       </w:r>
       <w:proofErr w:type="spellEnd"/>
       <w:r>
-        <w:rPr>
-          <w:lang w:val="nl-NL"/>
-        </w:rPr>
-        <w:t xml:space="preserve"> en</w:t>
-      </w:r>
-      <w:r>
-        <w:t xml:space="preserve"> toont de huidige score van de speler tijdens het spel. De score wordt dynamisch bijgewerkt wanneer de speler punten verdient door bijvoorbeeld blokken te vernietigen. Deze tekst wordt weergegeven in de gebruikersinterface van het spel zodat de speler altijd de actuele score kan zien.</w:t>
-      </w:r>
-    </w:p>
-    <w:p>
-      <w:pPr>
-        <w:ind w:left="0" w:firstLine="0"/>
-        <w:rPr>
-          <w:b/>
-          <w:lang w:val="nl-NL"/>
-        </w:rPr>
-      </w:pPr>
-    </w:p>
-    <w:p>
-      <w:pPr>
-        <w:ind w:left="0" w:firstLine="0"/>
-        <w:rPr>
-          <w:b/>
-          <w:lang w:val="en-US"/>
-        </w:rPr>
-      </w:pPr>
+        <w:t xml:space="preserve"> </w:t>
+      </w:r>
       <w:proofErr w:type="spellStart"/>
       <w:r>
-        <w:rPr>
-          <w:b/>
-          <w:lang w:val="en-US"/>
-        </w:rPr>
-        <w:t>LivesText</w:t>
+        <w:t>klasse</w:t>
       </w:r>
       <w:proofErr w:type="spellEnd"/>
-    </w:p>
-    <w:p>
-      <w:pPr>
-        <w:ind w:left="0" w:firstLine="0"/>
-        <w:rPr>
-          <w:lang w:val="nl-NL"/>
-        </w:rPr>
-      </w:pPr>
-      <w:r>
-        <w:t>De LivesText klasse</w:t>
-      </w:r>
-      <w:r>
-        <w:rPr>
-          <w:lang w:val="nl-NL"/>
-        </w:rPr>
-        <w:t xml:space="preserve"> is en subklasse van </w:t>
-      </w:r>
-      <w:proofErr w:type="spellStart"/>
-      <w:r>
-        <w:rPr>
-          <w:lang w:val="nl-NL"/>
-        </w:rPr>
-        <w:t>GameText</w:t>
-      </w:r>
-      <w:proofErr w:type="spellEnd"/>
-      <w:r>
-        <w:rPr>
-          <w:lang w:val="nl-NL"/>
-        </w:rPr>
-        <w:t xml:space="preserve"> en</w:t>
+      <w:r>
+        <w:rPr>
+          <w:lang w:val="nl-NL"/>
+        </w:rPr>
+        <w:t xml:space="preserve"> is en subklasse van GameText en</w:t>
       </w:r>
       <w:r>
         <w:t xml:space="preserve"> toont hoeveel levens de speler nog over heeft tijdens het spel. Wanneer het balletje onder het speelveld verdwijnt wordt het aantal levens aangepast. Deze informatie wordt zichtbaar weergegeven in de gebruikersinterface zodat de speler altijd kan zien hoeveel kansen er nog over zijn.</w:t>
@@ -9011,7 +8914,6 @@
           <w:lang w:val="nl-NL"/>
         </w:rPr>
       </w:pPr>
-      <w:proofErr w:type="spellStart"/>
       <w:r>
         <w:rPr>
           <w:b/>
@@ -9020,7 +8922,6 @@
         </w:rPr>
         <w:t>FileManager</w:t>
       </w:r>
-      <w:proofErr w:type="spellEnd"/>
     </w:p>
     <w:p>
       <w:pPr>
@@ -9050,7 +8951,6 @@
           <w:lang w:val="nl-NL"/>
         </w:rPr>
       </w:pPr>
-      <w:proofErr w:type="spellStart"/>
       <w:r>
         <w:rPr>
           <w:b/>
@@ -9059,7 +8959,6 @@
         </w:rPr>
         <w:t>FontManager</w:t>
       </w:r>
-      <w:proofErr w:type="spellEnd"/>
     </w:p>
     <w:p>
       <w:pPr>
@@ -9117,7 +9016,7 @@
           <w:lang w:val="nl-NL"/>
         </w:rPr>
       </w:pPr>
-      <w:bookmarkStart w:id="17" w:name="_Toc229320819"/>
+      <w:bookmarkStart w:id="18" w:name="_Toc229320819"/>
       <w:r>
         <w:rPr>
           <w:lang w:val="nl-NL"/>
@@ -9125,7 +9024,7 @@
         <w:lastRenderedPageBreak/>
         <w:t>Conclusie</w:t>
       </w:r>
-      <w:bookmarkEnd w:id="17"/>
+      <w:bookmarkEnd w:id="18"/>
     </w:p>
     <w:p>
       <w:pPr>
@@ -9239,7 +9138,7 @@
           <w:lang w:val="nl-NL"/>
         </w:rPr>
       </w:pPr>
-      <w:bookmarkStart w:id="18" w:name="_Toc229320820"/>
+      <w:bookmarkStart w:id="19" w:name="_Toc229320820"/>
       <w:r>
         <w:rPr>
           <w:lang w:val="nl-NL"/>
@@ -9247,7 +9146,7 @@
         <w:lastRenderedPageBreak/>
         <w:t>Bijlage</w:t>
       </w:r>
-      <w:bookmarkEnd w:id="18"/>
+      <w:bookmarkEnd w:id="19"/>
     </w:p>
     <w:p>
       <w:pPr>
@@ -9262,14 +9161,14 @@
         </w:rPr>
         <w:t xml:space="preserve">7.1 </w:t>
       </w:r>
-      <w:bookmarkStart w:id="19" w:name="_Toc229320821"/>
+      <w:bookmarkStart w:id="20" w:name="_Toc229320821"/>
       <w:r>
         <w:rPr>
           <w:lang w:val="nl-NL"/>
         </w:rPr>
         <w:t>Klassendiagram</w:t>
       </w:r>
-      <w:bookmarkEnd w:id="19"/>
+      <w:bookmarkEnd w:id="20"/>
     </w:p>
     <w:p>
       <w:pPr>
@@ -9283,41 +9182,54 @@
         </w:rPr>
         <w:t>H</w:t>
       </w:r>
-      <w:r>
-        <w:t>ieronder is het klassendiagram van het spel weergegeven. In dit diagram zijn de belangrijkste klassen, eigenschappen en relaties binnen het project opgenomen. Het klassendiagram geeft een overzicht van de structuur van het spel en laat zien hoe de verschillende onderdelen met elkaar samenwerken.</w:t>
-      </w:r>
-    </w:p>
-    <w:p>
-      <w:pPr>
-        <w:rPr>
-          <w:lang w:val="nl-NL"/>
-        </w:rPr>
-      </w:pPr>
-    </w:p>
-    <w:p>
-      <w:pPr>
-        <w:rPr>
-          <w:lang w:val="en-US"/>
+      <w:proofErr w:type="spellStart"/>
+      <w:r>
+        <w:t>ieronder</w:t>
+      </w:r>
+      <w:proofErr w:type="spellEnd"/>
+      <w:r>
+        <w:t xml:space="preserve"> is het </w:t>
+      </w:r>
+      <w:proofErr w:type="spellStart"/>
+      <w:r>
+        <w:t>klassendiagram</w:t>
+      </w:r>
+      <w:proofErr w:type="spellEnd"/>
+      <w:r>
+        <w:t xml:space="preserve"> van het spel weergegeven. In dit diagram zijn de belangrijkste klassen, eigenschappen en relaties binnen het project opgenomen. Het klassendiagram geeft een overzicht van de structuur van het spel en laat zien hoe de verschillende onderdelen met elkaar samenwerken.</w:t>
+      </w:r>
+    </w:p>
+    <w:p>
+      <w:pPr>
+        <w:rPr>
+          <w:lang w:val="nl-NL"/>
+        </w:rPr>
+      </w:pPr>
+    </w:p>
+    <w:p>
+      <w:pPr>
+        <w:rPr>
+          <w:lang w:val="nl-NL"/>
         </w:rPr>
       </w:pPr>
       <w:r>
         <w:rPr>
           <w:noProof/>
-          <w:lang w:val="en-US"/>
+          <w:lang w:val="nl-NL"/>
         </w:rPr>
         <w:drawing>
-          <wp:anchor distT="0" distB="0" distL="114300" distR="114300" simplePos="0" relativeHeight="251660288" behindDoc="1" locked="0" layoutInCell="1" allowOverlap="1" wp14:anchorId="4946FE37" wp14:editId="505CC47C">
+          <wp:anchor distT="0" distB="0" distL="114300" distR="114300" simplePos="0" relativeHeight="251662336" behindDoc="1" locked="0" layoutInCell="1" allowOverlap="1" wp14:anchorId="6C4552CB" wp14:editId="5740AC71">
             <wp:simplePos x="0" y="0"/>
             <wp:positionH relativeFrom="margin">
-              <wp:posOffset>-475623</wp:posOffset>
+              <wp:posOffset>-634505</wp:posOffset>
             </wp:positionH>
             <wp:positionV relativeFrom="paragraph">
-              <wp:posOffset>512039</wp:posOffset>
+              <wp:posOffset>907207</wp:posOffset>
             </wp:positionV>
-            <wp:extent cx="7354603" cy="5523604"/>
-            <wp:effectExtent l="1270" t="0" r="0" b="0"/>
+            <wp:extent cx="7470451" cy="4734376"/>
+            <wp:effectExtent l="0" t="3493" r="0" b="0"/>
             <wp:wrapNone/>
-            <wp:docPr id="1" name="Picture 1"/>
+            <wp:docPr id="3" name="Picture 3"/>
             <wp:cNvGraphicFramePr>
               <a:graphicFrameLocks xmlns:a="http://schemas.openxmlformats.org/drawingml/2006/main" noChangeAspect="1"/>
             </wp:cNvGraphicFramePr>
@@ -9325,8 +9237,10 @@
               <a:graphicData uri="http://schemas.openxmlformats.org/drawingml/2006/picture">
                 <pic:pic xmlns:pic="http://schemas.openxmlformats.org/drawingml/2006/picture">
                   <pic:nvPicPr>
-                    <pic:cNvPr id="1" name=""/>
-                    <pic:cNvPicPr/>
+                    <pic:cNvPr id="0" name="Picture 6"/>
+                    <pic:cNvPicPr>
+                      <a:picLocks noChangeAspect="1" noChangeArrowheads="1"/>
+                    </pic:cNvPicPr>
                   </pic:nvPicPr>
                   <pic:blipFill>
                     <a:blip r:embed="rId15">
@@ -9336,18 +9250,23 @@
                         </a:ext>
                       </a:extLst>
                     </a:blip>
+                    <a:srcRect/>
                     <a:stretch>
                       <a:fillRect/>
                     </a:stretch>
                   </pic:blipFill>
-                  <pic:spPr>
+                  <pic:spPr bwMode="auto">
                     <a:xfrm rot="16200000">
                       <a:off x="0" y="0"/>
-                      <a:ext cx="7378854" cy="5541817"/>
+                      <a:ext cx="7494671" cy="4749725"/>
                     </a:xfrm>
                     <a:prstGeom prst="rect">
                       <a:avLst/>
                     </a:prstGeom>
+                    <a:noFill/>
+                    <a:ln>
+                      <a:noFill/>
+                    </a:ln>
                   </pic:spPr>
                 </pic:pic>
               </a:graphicData>
@@ -9377,7 +9296,7 @@
 </file>
 
 <file path=word/endnotes.xml><?xml version="1.0" encoding="utf-8"?>
-<w:endnotes xmlns:wpc="http://schemas.microsoft.com/office/word/2010/wordprocessingCanvas" xmlns:cx="http://schemas.microsoft.com/office/drawing/2014/chartex" xmlns:cx1="http://schemas.microsoft.com/office/drawing/2015/9/8/chartex" xmlns:cx2="http://schemas.microsoft.com/office/drawing/2015/10/21/chartex" xmlns:cx3="http://schemas.microsoft.com/office/drawing/2016/5/9/chartex" xmlns:cx4="http://schemas.microsoft.com/office/drawing/2016/5/10/chartex" xmlns:cx5="http://schemas.microsoft.com/office/drawing/2016/5/11/chartex" xmlns:cx6="http://schemas.microsoft.com/office/drawing/2016/5/12/chartex" xmlns:cx7="http://schemas.microsoft.com/office/drawing/2016/5/13/chartex" xmlns:cx8="http://schemas.microsoft.com/office/drawing/2016/5/14/chartex" xmlns:mc="http://schemas.openxmlformats.org/markup-compatibility/2006" xmlns:aink="http://schemas.microsoft.com/office/drawing/2016/ink" xmlns:am3d="http://schemas.microsoft.com/office/drawing/2017/model3d" xmlns:o="urn:schemas-microsoft-com:office:office" xmlns:oel="http://schemas.microsoft.com/office/2019/extlst" xmlns:r="http://schemas.openxmlformats.org/officeDocument/2006/relationships" xmlns:m="http://schemas.openxmlformats.org/officeDocument/2006/math" xmlns:v="urn:schemas-microsoft-com:vml" xmlns:wp14="http://schemas.microsoft.com/office/word/2010/wordprocessingDrawing" xmlns:wp="http://schemas.openxmlformats.org/drawingml/2006/wordprocessingDrawing" xmlns:w10="urn:schemas-microsoft-com:office:word" xmlns:w="http://schemas.openxmlformats.org/wordprocessingml/2006/main" xmlns:w14="http://schemas.microsoft.com/office/word/2010/wordml" xmlns:w15="http://schemas.microsoft.com/office/word/2012/wordml" xmlns:w16cex="http://schemas.microsoft.com/office/word/2018/wordml/cex" xmlns:w16cid="http://schemas.microsoft.com/office/word/2016/wordml/cid" xmlns:w16="http://schemas.microsoft.com/office/word/2018/wordml" xmlns:w16du="http://schemas.microsoft.com/office/word/2023/wordml/word16du" xmlns:w16sdtdh="http://schemas.microsoft.com/office/word/2020/wordml/sdtdatahash" xmlns:w16sdtfl="http://schemas.microsoft.com/office/word/2024/wordml/sdtformatlock" xmlns:w16se="http://schemas.microsoft.com/office/word/2015/wordml/symex" xmlns:wpg="http://schemas.microsoft.com/office/word/2010/wordprocessingGroup" xmlns:wpi="http://schemas.microsoft.com/office/word/2010/wordprocessingInk" xmlns:wne="http://schemas.microsoft.com/office/word/2006/wordml" xmlns:wps="http://schemas.microsoft.com/office/word/2010/wordprocessingShape" mc:Ignorable="w14 w15 w16se w16cid w16 w16cex w16sdtdh w16sdtfl w16du wp14">
+<w:endnotes xmlns:wpc="http://schemas.microsoft.com/office/word/2010/wordprocessingCanvas" xmlns:cx="http://schemas.microsoft.com/office/drawing/2014/chartex" xmlns:cx1="http://schemas.microsoft.com/office/drawing/2015/9/8/chartex" xmlns:cx2="http://schemas.microsoft.com/office/drawing/2015/10/21/chartex" xmlns:cx3="http://schemas.microsoft.com/office/drawing/2016/5/9/chartex" xmlns:cx4="http://schemas.microsoft.com/office/drawing/2016/5/10/chartex" xmlns:cx5="http://schemas.microsoft.com/office/drawing/2016/5/11/chartex" xmlns:cx6="http://schemas.microsoft.com/office/drawing/2016/5/12/chartex" xmlns:cx7="http://schemas.microsoft.com/office/drawing/2016/5/13/chartex" xmlns:cx8="http://schemas.microsoft.com/office/drawing/2016/5/14/chartex" xmlns:mc="http://schemas.openxmlformats.org/markup-compatibility/2006" xmlns:aink="http://schemas.microsoft.com/office/drawing/2016/ink" xmlns:am3d="http://schemas.microsoft.com/office/drawing/2017/model3d" xmlns:o="urn:schemas-microsoft-com:office:office" xmlns:r="http://schemas.openxmlformats.org/officeDocument/2006/relationships" xmlns:m="http://schemas.openxmlformats.org/officeDocument/2006/math" xmlns:v="urn:schemas-microsoft-com:vml" xmlns:wp14="http://schemas.microsoft.com/office/word/2010/wordprocessingDrawing" xmlns:wp="http://schemas.openxmlformats.org/drawingml/2006/wordprocessingDrawing" xmlns:w10="urn:schemas-microsoft-com:office:word" xmlns:w="http://schemas.openxmlformats.org/wordprocessingml/2006/main" xmlns:w14="http://schemas.microsoft.com/office/word/2010/wordml" xmlns:w15="http://schemas.microsoft.com/office/word/2012/wordml" xmlns:w16cid="http://schemas.microsoft.com/office/word/2016/wordml/cid" xmlns:w16se="http://schemas.microsoft.com/office/word/2015/wordml/symex" xmlns:wpg="http://schemas.microsoft.com/office/word/2010/wordprocessingGroup" xmlns:wpi="http://schemas.microsoft.com/office/word/2010/wordprocessingInk" xmlns:wne="http://schemas.microsoft.com/office/word/2006/wordml" xmlns:wps="http://schemas.microsoft.com/office/word/2010/wordprocessingShape" mc:Ignorable="w14 w15 w16se w16cid wp14">
   <w:endnote w:type="separator" w:id="-1">
     <w:p>
       <w:pPr>
@@ -9402,7 +9321,7 @@
 </file>
 
 <file path=word/footer1.xml><?xml version="1.0" encoding="utf-8"?>
-<w:ftr xmlns:wpc="http://schemas.microsoft.com/office/word/2010/wordprocessingCanvas" xmlns:cx="http://schemas.microsoft.com/office/drawing/2014/chartex" xmlns:cx1="http://schemas.microsoft.com/office/drawing/2015/9/8/chartex" xmlns:cx2="http://schemas.microsoft.com/office/drawing/2015/10/21/chartex" xmlns:cx3="http://schemas.microsoft.com/office/drawing/2016/5/9/chartex" xmlns:cx4="http://schemas.microsoft.com/office/drawing/2016/5/10/chartex" xmlns:cx5="http://schemas.microsoft.com/office/drawing/2016/5/11/chartex" xmlns:cx6="http://schemas.microsoft.com/office/drawing/2016/5/12/chartex" xmlns:cx7="http://schemas.microsoft.com/office/drawing/2016/5/13/chartex" xmlns:cx8="http://schemas.microsoft.com/office/drawing/2016/5/14/chartex" xmlns:mc="http://schemas.openxmlformats.org/markup-compatibility/2006" xmlns:aink="http://schemas.microsoft.com/office/drawing/2016/ink" xmlns:am3d="http://schemas.microsoft.com/office/drawing/2017/model3d" xmlns:o="urn:schemas-microsoft-com:office:office" xmlns:oel="http://schemas.microsoft.com/office/2019/extlst" xmlns:r="http://schemas.openxmlformats.org/officeDocument/2006/relationships" xmlns:m="http://schemas.openxmlformats.org/officeDocument/2006/math" xmlns:v="urn:schemas-microsoft-com:vml" xmlns:wp14="http://schemas.microsoft.com/office/word/2010/wordprocessingDrawing" xmlns:wp="http://schemas.openxmlformats.org/drawingml/2006/wordprocessingDrawing" xmlns:w10="urn:schemas-microsoft-com:office:word" xmlns:w="http://schemas.openxmlformats.org/wordprocessingml/2006/main" xmlns:w14="http://schemas.microsoft.com/office/word/2010/wordml" xmlns:w15="http://schemas.microsoft.com/office/word/2012/wordml" xmlns:w16cex="http://schemas.microsoft.com/office/word/2018/wordml/cex" xmlns:w16cid="http://schemas.microsoft.com/office/word/2016/wordml/cid" xmlns:w16="http://schemas.microsoft.com/office/word/2018/wordml" xmlns:w16du="http://schemas.microsoft.com/office/word/2023/wordml/word16du" xmlns:w16sdtdh="http://schemas.microsoft.com/office/word/2020/wordml/sdtdatahash" xmlns:w16sdtfl="http://schemas.microsoft.com/office/word/2024/wordml/sdtformatlock" xmlns:w16se="http://schemas.microsoft.com/office/word/2015/wordml/symex" xmlns:wpg="http://schemas.microsoft.com/office/word/2010/wordprocessingGroup" xmlns:wpi="http://schemas.microsoft.com/office/word/2010/wordprocessingInk" xmlns:wne="http://schemas.microsoft.com/office/word/2006/wordml" xmlns:wps="http://schemas.microsoft.com/office/word/2010/wordprocessingShape" mc:Ignorable="w14 w15 w16se w16cid w16 w16cex w16sdtdh w16sdtfl w16du wp14">
+<w:ftr xmlns:wpc="http://schemas.microsoft.com/office/word/2010/wordprocessingCanvas" xmlns:cx="http://schemas.microsoft.com/office/drawing/2014/chartex" xmlns:cx1="http://schemas.microsoft.com/office/drawing/2015/9/8/chartex" xmlns:cx2="http://schemas.microsoft.com/office/drawing/2015/10/21/chartex" xmlns:cx3="http://schemas.microsoft.com/office/drawing/2016/5/9/chartex" xmlns:cx4="http://schemas.microsoft.com/office/drawing/2016/5/10/chartex" xmlns:cx5="http://schemas.microsoft.com/office/drawing/2016/5/11/chartex" xmlns:cx6="http://schemas.microsoft.com/office/drawing/2016/5/12/chartex" xmlns:cx7="http://schemas.microsoft.com/office/drawing/2016/5/13/chartex" xmlns:cx8="http://schemas.microsoft.com/office/drawing/2016/5/14/chartex" xmlns:mc="http://schemas.openxmlformats.org/markup-compatibility/2006" xmlns:aink="http://schemas.microsoft.com/office/drawing/2016/ink" xmlns:am3d="http://schemas.microsoft.com/office/drawing/2017/model3d" xmlns:o="urn:schemas-microsoft-com:office:office" xmlns:r="http://schemas.openxmlformats.org/officeDocument/2006/relationships" xmlns:m="http://schemas.openxmlformats.org/officeDocument/2006/math" xmlns:v="urn:schemas-microsoft-com:vml" xmlns:wp14="http://schemas.microsoft.com/office/word/2010/wordprocessingDrawing" xmlns:wp="http://schemas.openxmlformats.org/drawingml/2006/wordprocessingDrawing" xmlns:w10="urn:schemas-microsoft-com:office:word" xmlns:w="http://schemas.openxmlformats.org/wordprocessingml/2006/main" xmlns:w14="http://schemas.microsoft.com/office/word/2010/wordml" xmlns:w15="http://schemas.microsoft.com/office/word/2012/wordml" xmlns:w16cid="http://schemas.microsoft.com/office/word/2016/wordml/cid" xmlns:w16se="http://schemas.microsoft.com/office/word/2015/wordml/symex" xmlns:wpg="http://schemas.microsoft.com/office/word/2010/wordprocessingGroup" xmlns:wpi="http://schemas.microsoft.com/office/word/2010/wordprocessingInk" xmlns:wne="http://schemas.microsoft.com/office/word/2006/wordml" xmlns:wps="http://schemas.microsoft.com/office/word/2010/wordprocessingShape" mc:Ignorable="w14 w15 w16se w16cid wp14">
   <w:p>
     <w:pPr>
       <w:tabs>
@@ -9505,7 +9424,7 @@
         </mc:Choice>
         <mc:Fallback>
           <w:pict>
-            <v:group w14:anchorId="0E76D946" id="Group 11556" o:spid="_x0000_s1026" style="position:absolute;left:0;text-align:left;margin-left:48.4pt;margin-top:731.35pt;width:58.55pt;height:44.5pt;z-index:251658240;mso-position-horizontal-relative:page;mso-position-vertical-relative:page" coordsize="7433,5651" o:gfxdata="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">
+            <v:group w14:anchorId="0E76D946" id="Group 11556" o:spid="_x0000_s1026" style="position:absolute;left:0;text-align:left;margin-left:48.4pt;margin-top:731.35pt;width:58.55pt;height:44.5pt;z-index:251658240;mso-position-horizontal-relative:page;mso-position-vertical-relative:page" coordsize="7433,5651" o:gfxdata="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">
               <v:shapetype id="_x0000_t75" coordsize="21600,21600" o:spt="75" o:preferrelative="t" path="m@4@5l@4@11@9@11@9@5xe" filled="f" stroked="f">
                 <v:stroke joinstyle="miter"/>
                 <v:formulas>
@@ -9525,10 +9444,10 @@
                 <v:path o:extrusionok="f" gradientshapeok="t" o:connecttype="rect"/>
                 <o:lock v:ext="edit" aspectratio="t"/>
               </v:shapetype>
-              <v:shape id="Picture 11557" o:spid="_x0000_s1027" type="#_x0000_t75" style="position:absolute;width:7433;height:5651;visibility:visible;mso-wrap-style:square" o:gfxdata="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">
+              <v:shape id="Picture 11557" o:spid="_x0000_s1027" type="#_x0000_t75" style="position:absolute;width:7433;height:5651;visibility:visible;mso-wrap-style:square" o:gfxdata="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">
                 <v:imagedata r:id="rId2" o:title=""/>
               </v:shape>
-              <v:rect id="Rectangle 11558" o:spid="_x0000_s1028" style="position:absolute;left:2997;top:1272;width:411;height:2474;visibility:visible;mso-wrap-style:square;v-text-anchor:top" o:gfxdata="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" filled="f" stroked="f">
+              <v:rect id="Rectangle 11558" o:spid="_x0000_s1028" style="position:absolute;left:2997;top:1272;width:411;height:2474;visibility:visible;mso-wrap-style:square;v-text-anchor:top" o:gfxdata="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" filled="f" stroked="f">
                 <v:textbox inset="0,0,0,0">
                   <w:txbxContent>
                     <w:p>
@@ -9575,7 +9494,7 @@
 </file>
 
 <file path=word/footer2.xml><?xml version="1.0" encoding="utf-8"?>
-<w:ftr xmlns:wpc="http://schemas.microsoft.com/office/word/2010/wordprocessingCanvas" xmlns:cx="http://schemas.microsoft.com/office/drawing/2014/chartex" xmlns:cx1="http://schemas.microsoft.com/office/drawing/2015/9/8/chartex" xmlns:cx2="http://schemas.microsoft.com/office/drawing/2015/10/21/chartex" xmlns:cx3="http://schemas.microsoft.com/office/drawing/2016/5/9/chartex" xmlns:cx4="http://schemas.microsoft.com/office/drawing/2016/5/10/chartex" xmlns:cx5="http://schemas.microsoft.com/office/drawing/2016/5/11/chartex" xmlns:cx6="http://schemas.microsoft.com/office/drawing/2016/5/12/chartex" xmlns:cx7="http://schemas.microsoft.com/office/drawing/2016/5/13/chartex" xmlns:cx8="http://schemas.microsoft.com/office/drawing/2016/5/14/chartex" xmlns:mc="http://schemas.openxmlformats.org/markup-compatibility/2006" xmlns:aink="http://schemas.microsoft.com/office/drawing/2016/ink" xmlns:am3d="http://schemas.microsoft.com/office/drawing/2017/model3d" xmlns:o="urn:schemas-microsoft-com:office:office" xmlns:oel="http://schemas.microsoft.com/office/2019/extlst" xmlns:r="http://schemas.openxmlformats.org/officeDocument/2006/relationships" xmlns:m="http://schemas.openxmlformats.org/officeDocument/2006/math" xmlns:v="urn:schemas-microsoft-com:vml" xmlns:wp14="http://schemas.microsoft.com/office/word/2010/wordprocessingDrawing" xmlns:wp="http://schemas.openxmlformats.org/drawingml/2006/wordprocessingDrawing" xmlns:w10="urn:schemas-microsoft-com:office:word" xmlns:w="http://schemas.openxmlformats.org/wordprocessingml/2006/main" xmlns:w14="http://schemas.microsoft.com/office/word/2010/wordml" xmlns:w15="http://schemas.microsoft.com/office/word/2012/wordml" xmlns:w16cex="http://schemas.microsoft.com/office/word/2018/wordml/cex" xmlns:w16cid="http://schemas.microsoft.com/office/word/2016/wordml/cid" xmlns:w16="http://schemas.microsoft.com/office/word/2018/wordml" xmlns:w16du="http://schemas.microsoft.com/office/word/2023/wordml/word16du" xmlns:w16sdtdh="http://schemas.microsoft.com/office/word/2020/wordml/sdtdatahash" xmlns:w16sdtfl="http://schemas.microsoft.com/office/word/2024/wordml/sdtformatlock" xmlns:w16se="http://schemas.microsoft.com/office/word/2015/wordml/symex" xmlns:wpg="http://schemas.microsoft.com/office/word/2010/wordprocessingGroup" xmlns:wpi="http://schemas.microsoft.com/office/word/2010/wordprocessingInk" xmlns:wne="http://schemas.microsoft.com/office/word/2006/wordml" xmlns:wps="http://schemas.microsoft.com/office/word/2010/wordprocessingShape" mc:Ignorable="w14 w15 w16se w16cid w16 w16cex w16sdtdh w16sdtfl w16du wp14">
+<w:ftr xmlns:wpc="http://schemas.microsoft.com/office/word/2010/wordprocessingCanvas" xmlns:cx="http://schemas.microsoft.com/office/drawing/2014/chartex" xmlns:cx1="http://schemas.microsoft.com/office/drawing/2015/9/8/chartex" xmlns:cx2="http://schemas.microsoft.com/office/drawing/2015/10/21/chartex" xmlns:cx3="http://schemas.microsoft.com/office/drawing/2016/5/9/chartex" xmlns:cx4="http://schemas.microsoft.com/office/drawing/2016/5/10/chartex" xmlns:cx5="http://schemas.microsoft.com/office/drawing/2016/5/11/chartex" xmlns:cx6="http://schemas.microsoft.com/office/drawing/2016/5/12/chartex" xmlns:cx7="http://schemas.microsoft.com/office/drawing/2016/5/13/chartex" xmlns:cx8="http://schemas.microsoft.com/office/drawing/2016/5/14/chartex" xmlns:mc="http://schemas.openxmlformats.org/markup-compatibility/2006" xmlns:aink="http://schemas.microsoft.com/office/drawing/2016/ink" xmlns:am3d="http://schemas.microsoft.com/office/drawing/2017/model3d" xmlns:o="urn:schemas-microsoft-com:office:office" xmlns:r="http://schemas.openxmlformats.org/officeDocument/2006/relationships" xmlns:m="http://schemas.openxmlformats.org/officeDocument/2006/math" xmlns:v="urn:schemas-microsoft-com:vml" xmlns:wp14="http://schemas.microsoft.com/office/word/2010/wordprocessingDrawing" xmlns:wp="http://schemas.openxmlformats.org/drawingml/2006/wordprocessingDrawing" xmlns:w10="urn:schemas-microsoft-com:office:word" xmlns:w="http://schemas.openxmlformats.org/wordprocessingml/2006/main" xmlns:w14="http://schemas.microsoft.com/office/word/2010/wordml" xmlns:w15="http://schemas.microsoft.com/office/word/2012/wordml" xmlns:w16cid="http://schemas.microsoft.com/office/word/2016/wordml/cid" xmlns:w16se="http://schemas.microsoft.com/office/word/2015/wordml/symex" xmlns:wpg="http://schemas.microsoft.com/office/word/2010/wordprocessingGroup" xmlns:wpi="http://schemas.microsoft.com/office/word/2010/wordprocessingInk" xmlns:wne="http://schemas.microsoft.com/office/word/2006/wordml" xmlns:wps="http://schemas.microsoft.com/office/word/2010/wordprocessingShape" mc:Ignorable="w14 w15 w16se w16cid wp14">
   <w:p>
     <w:pPr>
       <w:tabs>
@@ -9678,7 +9597,7 @@
         </mc:Choice>
         <mc:Fallback>
           <w:pict>
-            <v:group w14:anchorId="65C2A11F" id="Group 11545" o:spid="_x0000_s1029" style="position:absolute;left:0;text-align:left;margin-left:48.4pt;margin-top:731.35pt;width:58.55pt;height:44.5pt;z-index:251659264;mso-position-horizontal-relative:page;mso-position-vertical-relative:page" coordsize="7433,5651" o:gfxdata="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">
+            <v:group w14:anchorId="65C2A11F" id="Group 11545" o:spid="_x0000_s1029" style="position:absolute;left:0;text-align:left;margin-left:48.4pt;margin-top:731.35pt;width:58.55pt;height:44.5pt;z-index:251659264;mso-position-horizontal-relative:page;mso-position-vertical-relative:page" coordsize="7433,5651" o:gfxdata="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">
               <v:shapetype id="_x0000_t75" coordsize="21600,21600" o:spt="75" o:preferrelative="t" path="m@4@5l@4@11@9@11@9@5xe" filled="f" stroked="f">
                 <v:stroke joinstyle="miter"/>
                 <v:formulas>
@@ -9698,10 +9617,10 @@
                 <v:path o:extrusionok="f" gradientshapeok="t" o:connecttype="rect"/>
                 <o:lock v:ext="edit" aspectratio="t"/>
               </v:shapetype>
-              <v:shape id="Picture 11546" o:spid="_x0000_s1030" type="#_x0000_t75" style="position:absolute;width:7433;height:5651;visibility:visible;mso-wrap-style:square" o:gfxdata="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">
+              <v:shape id="Picture 11546" o:spid="_x0000_s1030" type="#_x0000_t75" style="position:absolute;width:7433;height:5651;visibility:visible;mso-wrap-style:square" o:gfxdata="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">
                 <v:imagedata r:id="rId2" o:title=""/>
               </v:shape>
-              <v:rect id="Rectangle 11547" o:spid="_x0000_s1031" style="position:absolute;left:2997;top:1272;width:411;height:2474;visibility:visible;mso-wrap-style:square;v-text-anchor:top" o:gfxdata="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" filled="f" stroked="f">
+              <v:rect id="Rectangle 11547" o:spid="_x0000_s1031" style="position:absolute;left:2997;top:1272;width:411;height:2474;visibility:visible;mso-wrap-style:square;v-text-anchor:top" o:gfxdata="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" filled="f" stroked="f">
                 <v:textbox inset="0,0,0,0">
                   <w:txbxContent>
                     <w:p>
@@ -9748,7 +9667,7 @@
 </file>
 
 <file path=word/footer3.xml><?xml version="1.0" encoding="utf-8"?>
-<w:ftr xmlns:wpc="http://schemas.microsoft.com/office/word/2010/wordprocessingCanvas" xmlns:cx="http://schemas.microsoft.com/office/drawing/2014/chartex" xmlns:cx1="http://schemas.microsoft.com/office/drawing/2015/9/8/chartex" xmlns:cx2="http://schemas.microsoft.com/office/drawing/2015/10/21/chartex" xmlns:cx3="http://schemas.microsoft.com/office/drawing/2016/5/9/chartex" xmlns:cx4="http://schemas.microsoft.com/office/drawing/2016/5/10/chartex" xmlns:cx5="http://schemas.microsoft.com/office/drawing/2016/5/11/chartex" xmlns:cx6="http://schemas.microsoft.com/office/drawing/2016/5/12/chartex" xmlns:cx7="http://schemas.microsoft.com/office/drawing/2016/5/13/chartex" xmlns:cx8="http://schemas.microsoft.com/office/drawing/2016/5/14/chartex" xmlns:mc="http://schemas.openxmlformats.org/markup-compatibility/2006" xmlns:aink="http://schemas.microsoft.com/office/drawing/2016/ink" xmlns:am3d="http://schemas.microsoft.com/office/drawing/2017/model3d" xmlns:o="urn:schemas-microsoft-com:office:office" xmlns:oel="http://schemas.microsoft.com/office/2019/extlst" xmlns:r="http://schemas.openxmlformats.org/officeDocument/2006/relationships" xmlns:m="http://schemas.openxmlformats.org/officeDocument/2006/math" xmlns:v="urn:schemas-microsoft-com:vml" xmlns:wp14="http://schemas.microsoft.com/office/word/2010/wordprocessingDrawing" xmlns:wp="http://schemas.openxmlformats.org/drawingml/2006/wordprocessingDrawing" xmlns:w10="urn:schemas-microsoft-com:office:word" xmlns:w="http://schemas.openxmlformats.org/wordprocessingml/2006/main" xmlns:w14="http://schemas.microsoft.com/office/word/2010/wordml" xmlns:w15="http://schemas.microsoft.com/office/word/2012/wordml" xmlns:w16cex="http://schemas.microsoft.com/office/word/2018/wordml/cex" xmlns:w16cid="http://schemas.microsoft.com/office/word/2016/wordml/cid" xmlns:w16="http://schemas.microsoft.com/office/word/2018/wordml" xmlns:w16du="http://schemas.microsoft.com/office/word/2023/wordml/word16du" xmlns:w16sdtdh="http://schemas.microsoft.com/office/word/2020/wordml/sdtdatahash" xmlns:w16sdtfl="http://schemas.microsoft.com/office/word/2024/wordml/sdtformatlock" xmlns:w16se="http://schemas.microsoft.com/office/word/2015/wordml/symex" xmlns:wpg="http://schemas.microsoft.com/office/word/2010/wordprocessingGroup" xmlns:wpi="http://schemas.microsoft.com/office/word/2010/wordprocessingInk" xmlns:wne="http://schemas.microsoft.com/office/word/2006/wordml" xmlns:wps="http://schemas.microsoft.com/office/word/2010/wordprocessingShape" mc:Ignorable="w14 w15 w16se w16cid w16 w16cex w16sdtdh w16sdtfl w16du wp14">
+<w:ftr xmlns:wpc="http://schemas.microsoft.com/office/word/2010/wordprocessingCanvas" xmlns:cx="http://schemas.microsoft.com/office/drawing/2014/chartex" xmlns:cx1="http://schemas.microsoft.com/office/drawing/2015/9/8/chartex" xmlns:cx2="http://schemas.microsoft.com/office/drawing/2015/10/21/chartex" xmlns:cx3="http://schemas.microsoft.com/office/drawing/2016/5/9/chartex" xmlns:cx4="http://schemas.microsoft.com/office/drawing/2016/5/10/chartex" xmlns:cx5="http://schemas.microsoft.com/office/drawing/2016/5/11/chartex" xmlns:cx6="http://schemas.microsoft.com/office/drawing/2016/5/12/chartex" xmlns:cx7="http://schemas.microsoft.com/office/drawing/2016/5/13/chartex" xmlns:cx8="http://schemas.microsoft.com/office/drawing/2016/5/14/chartex" xmlns:mc="http://schemas.openxmlformats.org/markup-compatibility/2006" xmlns:aink="http://schemas.microsoft.com/office/drawing/2016/ink" xmlns:am3d="http://schemas.microsoft.com/office/drawing/2017/model3d" xmlns:o="urn:schemas-microsoft-com:office:office" xmlns:r="http://schemas.openxmlformats.org/officeDocument/2006/relationships" xmlns:m="http://schemas.openxmlformats.org/officeDocument/2006/math" xmlns:v="urn:schemas-microsoft-com:vml" xmlns:wp14="http://schemas.microsoft.com/office/word/2010/wordprocessingDrawing" xmlns:wp="http://schemas.openxmlformats.org/drawingml/2006/wordprocessingDrawing" xmlns:w10="urn:schemas-microsoft-com:office:word" xmlns:w="http://schemas.openxmlformats.org/wordprocessingml/2006/main" xmlns:w14="http://schemas.microsoft.com/office/word/2010/wordml" xmlns:w15="http://schemas.microsoft.com/office/word/2012/wordml" xmlns:w16cid="http://schemas.microsoft.com/office/word/2016/wordml/cid" xmlns:w16se="http://schemas.microsoft.com/office/word/2015/wordml/symex" xmlns:wpg="http://schemas.microsoft.com/office/word/2010/wordprocessingGroup" xmlns:wpi="http://schemas.microsoft.com/office/word/2010/wordprocessingInk" xmlns:wne="http://schemas.microsoft.com/office/word/2006/wordml" xmlns:wps="http://schemas.microsoft.com/office/word/2010/wordprocessingShape" mc:Ignorable="w14 w15 w16se w16cid wp14">
   <w:p>
     <w:pPr>
       <w:spacing w:after="160" w:line="259" w:lineRule="auto"/>
@@ -9759,7 +9678,7 @@
 </file>
 
 <file path=word/footnotes.xml><?xml version="1.0" encoding="utf-8"?>
-<w:footnotes xmlns:wpc="http://schemas.microsoft.com/office/word/2010/wordprocessingCanvas" xmlns:cx="http://schemas.microsoft.com/office/drawing/2014/chartex" xmlns:cx1="http://schemas.microsoft.com/office/drawing/2015/9/8/chartex" xmlns:cx2="http://schemas.microsoft.com/office/drawing/2015/10/21/chartex" xmlns:cx3="http://schemas.microsoft.com/office/drawing/2016/5/9/chartex" xmlns:cx4="http://schemas.microsoft.com/office/drawing/2016/5/10/chartex" xmlns:cx5="http://schemas.microsoft.com/office/drawing/2016/5/11/chartex" xmlns:cx6="http://schemas.microsoft.com/office/drawing/2016/5/12/chartex" xmlns:cx7="http://schemas.microsoft.com/office/drawing/2016/5/13/chartex" xmlns:cx8="http://schemas.microsoft.com/office/drawing/2016/5/14/chartex" xmlns:mc="http://schemas.openxmlformats.org/markup-compatibility/2006" xmlns:aink="http://schemas.microsoft.com/office/drawing/2016/ink" xmlns:am3d="http://schemas.microsoft.com/office/drawing/2017/model3d" xmlns:o="urn:schemas-microsoft-com:office:office" xmlns:oel="http://schemas.microsoft.com/office/2019/extlst" xmlns:r="http://schemas.openxmlformats.org/officeDocument/2006/relationships" xmlns:m="http://schemas.openxmlformats.org/officeDocument/2006/math" xmlns:v="urn:schemas-microsoft-com:vml" xmlns:wp14="http://schemas.microsoft.com/office/word/2010/wordprocessingDrawing" xmlns:wp="http://schemas.openxmlformats.org/drawingml/2006/wordprocessingDrawing" xmlns:w10="urn:schemas-microsoft-com:office:word" xmlns:w="http://schemas.openxmlformats.org/wordprocessingml/2006/main" xmlns:w14="http://schemas.microsoft.com/office/word/2010/wordml" xmlns:w15="http://schemas.microsoft.com/office/word/2012/wordml" xmlns:w16cex="http://schemas.microsoft.com/office/word/2018/wordml/cex" xmlns:w16cid="http://schemas.microsoft.com/office/word/2016/wordml/cid" xmlns:w16="http://schemas.microsoft.com/office/word/2018/wordml" xmlns:w16du="http://schemas.microsoft.com/office/word/2023/wordml/word16du" xmlns:w16sdtdh="http://schemas.microsoft.com/office/word/2020/wordml/sdtdatahash" xmlns:w16sdtfl="http://schemas.microsoft.com/office/word/2024/wordml/sdtformatlock" xmlns:w16se="http://schemas.microsoft.com/office/word/2015/wordml/symex" xmlns:wpg="http://schemas.microsoft.com/office/word/2010/wordprocessingGroup" xmlns:wpi="http://schemas.microsoft.com/office/word/2010/wordprocessingInk" xmlns:wne="http://schemas.microsoft.com/office/word/2006/wordml" xmlns:wps="http://schemas.microsoft.com/office/word/2010/wordprocessingShape" mc:Ignorable="w14 w15 w16se w16cid w16 w16cex w16sdtdh w16sdtfl w16du wp14">
+<w:footnotes xmlns:wpc="http://schemas.microsoft.com/office/word/2010/wordprocessingCanvas" xmlns:cx="http://schemas.microsoft.com/office/drawing/2014/chartex" xmlns:cx1="http://schemas.microsoft.com/office/drawing/2015/9/8/chartex" xmlns:cx2="http://schemas.microsoft.com/office/drawing/2015/10/21/chartex" xmlns:cx3="http://schemas.microsoft.com/office/drawing/2016/5/9/chartex" xmlns:cx4="http://schemas.microsoft.com/office/drawing/2016/5/10/chartex" xmlns:cx5="http://schemas.microsoft.com/office/drawing/2016/5/11/chartex" xmlns:cx6="http://schemas.microsoft.com/office/drawing/2016/5/12/chartex" xmlns:cx7="http://schemas.microsoft.com/office/drawing/2016/5/13/chartex" xmlns:cx8="http://schemas.microsoft.com/office/drawing/2016/5/14/chartex" xmlns:mc="http://schemas.openxmlformats.org/markup-compatibility/2006" xmlns:aink="http://schemas.microsoft.com/office/drawing/2016/ink" xmlns:am3d="http://schemas.microsoft.com/office/drawing/2017/model3d" xmlns:o="urn:schemas-microsoft-com:office:office" xmlns:r="http://schemas.openxmlformats.org/officeDocument/2006/relationships" xmlns:m="http://schemas.openxmlformats.org/officeDocument/2006/math" xmlns:v="urn:schemas-microsoft-com:vml" xmlns:wp14="http://schemas.microsoft.com/office/word/2010/wordprocessingDrawing" xmlns:wp="http://schemas.openxmlformats.org/drawingml/2006/wordprocessingDrawing" xmlns:w10="urn:schemas-microsoft-com:office:word" xmlns:w="http://schemas.openxmlformats.org/wordprocessingml/2006/main" xmlns:w14="http://schemas.microsoft.com/office/word/2010/wordml" xmlns:w15="http://schemas.microsoft.com/office/word/2012/wordml" xmlns:w16cid="http://schemas.microsoft.com/office/word/2016/wordml/cid" xmlns:w16se="http://schemas.microsoft.com/office/word/2015/wordml/symex" xmlns:wpg="http://schemas.microsoft.com/office/word/2010/wordprocessingGroup" xmlns:wpi="http://schemas.microsoft.com/office/word/2010/wordprocessingInk" xmlns:wne="http://schemas.microsoft.com/office/word/2006/wordml" xmlns:wps="http://schemas.microsoft.com/office/word/2010/wordprocessingShape" mc:Ignorable="w14 w15 w16se w16cid wp14">
   <w:footnote w:type="separator" w:id="-1">
     <w:p>
       <w:pPr>
@@ -9784,7 +9703,7 @@
 </file>
 
 <file path=word/numbering.xml><?xml version="1.0" encoding="utf-8"?>
-<w:numbering xmlns:wpc="http://schemas.microsoft.com/office/word/2010/wordprocessingCanvas" xmlns:cx="http://schemas.microsoft.com/office/drawing/2014/chartex" xmlns:cx1="http://schemas.microsoft.com/office/drawing/2015/9/8/chartex" xmlns:cx2="http://schemas.microsoft.com/office/drawing/2015/10/21/chartex" xmlns:cx3="http://schemas.microsoft.com/office/drawing/2016/5/9/chartex" xmlns:cx4="http://schemas.microsoft.com/office/drawing/2016/5/10/chartex" xmlns:cx5="http://schemas.microsoft.com/office/drawing/2016/5/11/chartex" xmlns:cx6="http://schemas.microsoft.com/office/drawing/2016/5/12/chartex" xmlns:cx7="http://schemas.microsoft.com/office/drawing/2016/5/13/chartex" xmlns:cx8="http://schemas.microsoft.com/office/drawing/2016/5/14/chartex" xmlns:mc="http://schemas.openxmlformats.org/markup-compatibility/2006" xmlns:aink="http://schemas.microsoft.com/office/drawing/2016/ink" xmlns:am3d="http://schemas.microsoft.com/office/drawing/2017/model3d" xmlns:o="urn:schemas-microsoft-com:office:office" xmlns:oel="http://schemas.microsoft.com/office/2019/extlst" xmlns:r="http://schemas.openxmlformats.org/officeDocument/2006/relationships" xmlns:m="http://schemas.openxmlformats.org/officeDocument/2006/math" xmlns:v="urn:schemas-microsoft-com:vml" xmlns:wp14="http://schemas.microsoft.com/office/word/2010/wordprocessingDrawing" xmlns:wp="http://schemas.openxmlformats.org/drawingml/2006/wordprocessingDrawing" xmlns:w10="urn:schemas-microsoft-com:office:word" xmlns:w="http://schemas.openxmlformats.org/wordprocessingml/2006/main" xmlns:w14="http://schemas.microsoft.com/office/word/2010/wordml" xmlns:w15="http://schemas.microsoft.com/office/word/2012/wordml" xmlns:w16cex="http://schemas.microsoft.com/office/word/2018/wordml/cex" xmlns:w16cid="http://schemas.microsoft.com/office/word/2016/wordml/cid" xmlns:w16="http://schemas.microsoft.com/office/word/2018/wordml" xmlns:w16du="http://schemas.microsoft.com/office/word/2023/wordml/word16du" xmlns:w16sdtdh="http://schemas.microsoft.com/office/word/2020/wordml/sdtdatahash" xmlns:w16sdtfl="http://schemas.microsoft.com/office/word/2024/wordml/sdtformatlock" xmlns:w16se="http://schemas.microsoft.com/office/word/2015/wordml/symex" xmlns:wpg="http://schemas.microsoft.com/office/word/2010/wordprocessingGroup" xmlns:wpi="http://schemas.microsoft.com/office/word/2010/wordprocessingInk" xmlns:wne="http://schemas.microsoft.com/office/word/2006/wordml" xmlns:wps="http://schemas.microsoft.com/office/word/2010/wordprocessingShape" mc:Ignorable="w14 w15 w16se w16cid w16 w16cex w16sdtdh w16sdtfl w16du wp14">
+<w:numbering xmlns:wpc="http://schemas.microsoft.com/office/word/2010/wordprocessingCanvas" xmlns:cx="http://schemas.microsoft.com/office/drawing/2014/chartex" xmlns:cx1="http://schemas.microsoft.com/office/drawing/2015/9/8/chartex" xmlns:cx2="http://schemas.microsoft.com/office/drawing/2015/10/21/chartex" xmlns:cx3="http://schemas.microsoft.com/office/drawing/2016/5/9/chartex" xmlns:cx4="http://schemas.microsoft.com/office/drawing/2016/5/10/chartex" xmlns:cx5="http://schemas.microsoft.com/office/drawing/2016/5/11/chartex" xmlns:cx6="http://schemas.microsoft.com/office/drawing/2016/5/12/chartex" xmlns:cx7="http://schemas.microsoft.com/office/drawing/2016/5/13/chartex" xmlns:cx8="http://schemas.microsoft.com/office/drawing/2016/5/14/chartex" xmlns:mc="http://schemas.openxmlformats.org/markup-compatibility/2006" xmlns:aink="http://schemas.microsoft.com/office/drawing/2016/ink" xmlns:am3d="http://schemas.microsoft.com/office/drawing/2017/model3d" xmlns:o="urn:schemas-microsoft-com:office:office" xmlns:r="http://schemas.openxmlformats.org/officeDocument/2006/relationships" xmlns:m="http://schemas.openxmlformats.org/officeDocument/2006/math" xmlns:v="urn:schemas-microsoft-com:vml" xmlns:wp14="http://schemas.microsoft.com/office/word/2010/wordprocessingDrawing" xmlns:wp="http://schemas.openxmlformats.org/drawingml/2006/wordprocessingDrawing" xmlns:w10="urn:schemas-microsoft-com:office:word" xmlns:w="http://schemas.openxmlformats.org/wordprocessingml/2006/main" xmlns:w14="http://schemas.microsoft.com/office/word/2010/wordml" xmlns:w15="http://schemas.microsoft.com/office/word/2012/wordml" xmlns:w16cid="http://schemas.microsoft.com/office/word/2016/wordml/cid" xmlns:w16se="http://schemas.microsoft.com/office/word/2015/wordml/symex" xmlns:wpg="http://schemas.microsoft.com/office/word/2010/wordprocessingGroup" xmlns:wpi="http://schemas.microsoft.com/office/word/2010/wordprocessingInk" xmlns:wne="http://schemas.microsoft.com/office/word/2006/wordml" xmlns:wps="http://schemas.microsoft.com/office/word/2010/wordprocessingShape" mc:Ignorable="w14 w15 w16se w16cid wp14">
   <w:abstractNum w:abstractNumId="0" w15:restartNumberingAfterBreak="0">
     <w:nsid w:val="00B2554B"/>
     <w:multiLevelType w:val="hybridMultilevel"/>
@@ -13168,93 +13087,93 @@
       </w:rPr>
     </w:lvl>
   </w:abstractNum>
-  <w:num w:numId="1" w16cid:durableId="1137651723">
+  <w:num w:numId="1">
     <w:abstractNumId w:val="15"/>
   </w:num>
-  <w:num w:numId="2" w16cid:durableId="257176034">
+  <w:num w:numId="2">
     <w:abstractNumId w:val="23"/>
   </w:num>
-  <w:num w:numId="3" w16cid:durableId="407533589">
+  <w:num w:numId="3">
     <w:abstractNumId w:val="0"/>
   </w:num>
-  <w:num w:numId="4" w16cid:durableId="1862352415">
+  <w:num w:numId="4">
     <w:abstractNumId w:val="21"/>
   </w:num>
-  <w:num w:numId="5" w16cid:durableId="1536036357">
+  <w:num w:numId="5">
     <w:abstractNumId w:val="7"/>
   </w:num>
-  <w:num w:numId="6" w16cid:durableId="1980064265">
+  <w:num w:numId="6">
     <w:abstractNumId w:val="4"/>
   </w:num>
-  <w:num w:numId="7" w16cid:durableId="658537680">
+  <w:num w:numId="7">
     <w:abstractNumId w:val="10"/>
   </w:num>
-  <w:num w:numId="8" w16cid:durableId="205600868">
+  <w:num w:numId="8">
     <w:abstractNumId w:val="5"/>
   </w:num>
-  <w:num w:numId="9" w16cid:durableId="1251432570">
+  <w:num w:numId="9">
     <w:abstractNumId w:val="17"/>
   </w:num>
-  <w:num w:numId="10" w16cid:durableId="76906048">
+  <w:num w:numId="10">
     <w:abstractNumId w:val="1"/>
   </w:num>
-  <w:num w:numId="11" w16cid:durableId="550725633">
+  <w:num w:numId="11">
     <w:abstractNumId w:val="6"/>
   </w:num>
-  <w:num w:numId="12" w16cid:durableId="1477840795">
+  <w:num w:numId="12">
     <w:abstractNumId w:val="8"/>
   </w:num>
-  <w:num w:numId="13" w16cid:durableId="1482310572">
+  <w:num w:numId="13">
     <w:abstractNumId w:val="2"/>
   </w:num>
-  <w:num w:numId="14" w16cid:durableId="1857763875">
+  <w:num w:numId="14">
     <w:abstractNumId w:val="16"/>
   </w:num>
-  <w:num w:numId="15" w16cid:durableId="1812018495">
+  <w:num w:numId="15">
     <w:abstractNumId w:val="12"/>
   </w:num>
-  <w:num w:numId="16" w16cid:durableId="650599023">
+  <w:num w:numId="16">
     <w:abstractNumId w:val="9"/>
   </w:num>
-  <w:num w:numId="17" w16cid:durableId="1135026326">
+  <w:num w:numId="17">
     <w:abstractNumId w:val="24"/>
   </w:num>
-  <w:num w:numId="18" w16cid:durableId="1174104315">
+  <w:num w:numId="18">
     <w:abstractNumId w:val="22"/>
   </w:num>
-  <w:num w:numId="19" w16cid:durableId="316422538">
+  <w:num w:numId="19">
     <w:abstractNumId w:val="18"/>
   </w:num>
-  <w:num w:numId="20" w16cid:durableId="34355295">
+  <w:num w:numId="20">
     <w:abstractNumId w:val="3"/>
   </w:num>
-  <w:num w:numId="21" w16cid:durableId="1857038443">
+  <w:num w:numId="21">
     <w:abstractNumId w:val="20"/>
   </w:num>
-  <w:num w:numId="22" w16cid:durableId="378628316">
+  <w:num w:numId="22">
     <w:abstractNumId w:val="13"/>
   </w:num>
-  <w:num w:numId="23" w16cid:durableId="1431975447">
+  <w:num w:numId="23">
     <w:abstractNumId w:val="19"/>
   </w:num>
-  <w:num w:numId="24" w16cid:durableId="1949194338">
+  <w:num w:numId="24">
     <w:abstractNumId w:val="11"/>
   </w:num>
-  <w:num w:numId="25" w16cid:durableId="1655060392">
+  <w:num w:numId="25">
     <w:abstractNumId w:val="14"/>
   </w:num>
 </w:numbering>
 </file>
 
 <file path=word/styles.xml><?xml version="1.0" encoding="utf-8"?>
-<w:styles xmlns:mc="http://schemas.openxmlformats.org/markup-compatibility/2006" xmlns:r="http://schemas.openxmlformats.org/officeDocument/2006/relationships" xmlns:w="http://schemas.openxmlformats.org/wordprocessingml/2006/main" xmlns:w14="http://schemas.microsoft.com/office/word/2010/wordml" xmlns:w15="http://schemas.microsoft.com/office/word/2012/wordml" xmlns:w16cex="http://schemas.microsoft.com/office/word/2018/wordml/cex" xmlns:w16cid="http://schemas.microsoft.com/office/word/2016/wordml/cid" xmlns:w16="http://schemas.microsoft.com/office/word/2018/wordml" xmlns:w16du="http://schemas.microsoft.com/office/word/2023/wordml/word16du" xmlns:w16sdtdh="http://schemas.microsoft.com/office/word/2020/wordml/sdtdatahash" xmlns:w16sdtfl="http://schemas.microsoft.com/office/word/2024/wordml/sdtformatlock" xmlns:w16se="http://schemas.microsoft.com/office/word/2015/wordml/symex" mc:Ignorable="w14 w15 w16se w16cid w16 w16cex w16sdtdh w16sdtfl w16du">
+<w:styles xmlns:mc="http://schemas.openxmlformats.org/markup-compatibility/2006" xmlns:r="http://schemas.openxmlformats.org/officeDocument/2006/relationships" xmlns:w="http://schemas.openxmlformats.org/wordprocessingml/2006/main" xmlns:w14="http://schemas.microsoft.com/office/word/2010/wordml" xmlns:w15="http://schemas.microsoft.com/office/word/2012/wordml" xmlns:w16cid="http://schemas.microsoft.com/office/word/2016/wordml/cid" xmlns:w16se="http://schemas.microsoft.com/office/word/2015/wordml/symex" mc:Ignorable="w14 w15 w16se w16cid">
   <w:docDefaults>
     <w:rPrDefault>
       <w:rPr>
         <w:rFonts w:asciiTheme="minorHAnsi" w:eastAsiaTheme="minorEastAsia" w:hAnsiTheme="minorHAnsi" w:cstheme="minorBidi"/>
         <w:sz w:val="22"/>
         <w:szCs w:val="22"/>
-        <w:lang w:bidi="ar-SA"/>
+        <w:lang w:val="en-NL" w:eastAsia="en-NL" w:bidi="ar-SA"/>
       </w:rPr>
     </w:rPrDefault>
     <w:pPrDefault>
@@ -13263,7 +13182,7 @@
       </w:pPr>
     </w:pPrDefault>
   </w:docDefaults>
-  <w:latentStyles w:defLockedState="0" w:defUIPriority="99" w:defSemiHidden="0" w:defUnhideWhenUsed="0" w:defQFormat="0" w:count="376">
+  <w:latentStyles w:defLockedState="0" w:defUIPriority="99" w:defSemiHidden="0" w:defUnhideWhenUsed="0" w:defQFormat="0" w:count="375">
     <w:lsdException w:name="Normal" w:uiPriority="0" w:qFormat="1"/>
     <w:lsdException w:name="heading 1" w:uiPriority="9" w:qFormat="1"/>
     <w:lsdException w:name="heading 2" w:semiHidden="1" w:uiPriority="9" w:unhideWhenUsed="1" w:qFormat="1"/>
@@ -13639,7 +13558,6 @@
     <w:lsdException w:name="Smart Hyperlink" w:semiHidden="1" w:unhideWhenUsed="1"/>
     <w:lsdException w:name="Hashtag" w:semiHidden="1" w:unhideWhenUsed="1"/>
     <w:lsdException w:name="Unresolved Mention" w:semiHidden="1" w:unhideWhenUsed="1"/>
-    <w:lsdException w:name="Smart Link" w:semiHidden="1" w:unhideWhenUsed="1"/>
   </w:latentStyles>
   <w:style w:type="paragraph" w:default="1" w:styleId="Normal">
     <w:name w:val="Normal"/>
@@ -14221,6 +14139,18 @@
       <w:lang w:val="en-US" w:eastAsia="en-US"/>
     </w:rPr>
   </w:style>
+  <w:style w:type="character" w:styleId="UnresolvedMention">
+    <w:name w:val="Unresolved Mention"/>
+    <w:basedOn w:val="DefaultParagraphFont"/>
+    <w:uiPriority w:val="99"/>
+    <w:semiHidden/>
+    <w:unhideWhenUsed/>
+    <w:rsid w:val="00E937DE"/>
+    <w:rPr>
+      <w:color w:val="605E5C"/>
+      <w:shd w:val="clear" w:color="auto" w:fill="E1DFDD"/>
+    </w:rPr>
+  </w:style>
 </w:styles>
 </file>
 
